--- a/docs/entrega/R01_PACHECO_ALEJANDRO.docx
+++ b/docs/entrega/R01_PACHECO_ALEJANDRO.docx
@@ -133,7 +133,7 @@
           <w:i w:val="0"/>
           <w:sz w:val="22"/>
         </w:rPr>
-        <w:t>Xalapa, Ver., 25 de septiembre de 2026</w:t>
+        <w:t>Orizaba, Ver., 25 de septiembre de 2026</w:t>
       </w:r>
     </w:p>
     <w:p>
